--- a/proyecto final progra/pedidos-domicilio/evidencia de proyecto.docx
+++ b/proyecto final progra/pedidos-domicilio/evidencia de proyecto.docx
@@ -3,12 +3,212 @@
 <w:document xmlns:wpc="http://schemas.microsoft.com/office/word/2010/wordprocessingCanvas" xmlns:cx="http://schemas.microsoft.com/office/drawing/2014/chartex" xmlns:cx1="http://schemas.microsoft.com/office/drawing/2015/9/8/chartex" xmlns:cx2="http://schemas.microsoft.com/office/drawing/2015/10/21/chartex" xmlns:cx3="http://schemas.microsoft.com/office/drawing/2016/5/9/chartex" xmlns:cx4="http://schemas.microsoft.com/office/drawing/2016/5/10/chartex" xmlns:cx5="http://schemas.microsoft.com/office/drawing/2016/5/11/chartex" xmlns:cx6="http://schemas.microsoft.com/office/drawing/2016/5/12/chartex" xmlns:cx7="http://schemas.microsoft.com/office/drawing/2016/5/13/chartex" xmlns:cx8="http://schemas.microsoft.com/office/drawing/2016/5/14/chartex" xmlns:mc="http://schemas.openxmlformats.org/markup-compatibility/2006" xmlns:aink="http://schemas.microsoft.com/office/drawing/2016/ink" xmlns:am3d="http://schemas.microsoft.com/office/drawing/2017/model3d" xmlns:o="urn:schemas-microsoft-com:office:office" xmlns:r="http://schemas.openxmlformats.org/officeDocument/2006/relationships" xmlns:m="http://schemas.openxmlformats.org/officeDocument/2006/math" xmlns:v="urn:schemas-microsoft-com:vml" xmlns:wp14="http://schemas.microsoft.com/office/word/2010/wordprocessingDrawing" xmlns:wp="http://schemas.openxmlformats.org/drawingml/2006/wordprocessingDrawing" xmlns:w10="urn:schemas-microsoft-com:office:word" xmlns:w="http://schemas.openxmlformats.org/wordprocessingml/2006/main" xmlns:w14="http://schemas.microsoft.com/office/word/2010/wordml" xmlns:w15="http://schemas.microsoft.com/office/word/2012/wordml" xmlns:w16cex="http://schemas.microsoft.com/office/word/2018/wordml/cex" xmlns:w16cid="http://schemas.microsoft.com/office/word/2016/wordml/cid" xmlns:w16="http://schemas.microsoft.com/office/word/2018/wordml" xmlns:w16sdtdh="http://schemas.microsoft.com/office/word/2020/wordml/sdtdatahash" xmlns:w16se="http://schemas.microsoft.com/office/word/2015/wordml/symex" xmlns:wpg="http://schemas.microsoft.com/office/word/2010/wordprocessingGroup" xmlns:wpi="http://schemas.microsoft.com/office/word/2010/wordprocessingInk" xmlns:wne="http://schemas.microsoft.com/office/word/2006/wordml" xmlns:wps="http://schemas.microsoft.com/office/word/2010/wordprocessingShape" mc:Ignorable="w14 w15 w16se w16cid w16 w16cex w16sdtdh wp14">
   <w:body>
     <w:p>
-      <w:r>
+      <w:pPr>
+        <w:jc w:val="center"/>
+      </w:pPr>
+      <w:r>
+        <w:t>FACULTAD DE INGENIERÍA EN SISTEMAS</w:t>
+      </w:r>
+    </w:p>
+    <w:p>
+      <w:pPr>
+        <w:jc w:val="center"/>
+      </w:pPr>
+      <w:r>
+        <w:t>Programación II</w:t>
+      </w:r>
+    </w:p>
+    <w:p>
+      <w:pPr>
+        <w:jc w:val="center"/>
+      </w:pPr>
+      <w:r>
+        <w:t>Ing. David Álvarez</w:t>
+      </w:r>
+    </w:p>
+    <w:p/>
+    <w:p>
+      <w:pPr>
+        <w:jc w:val="center"/>
+      </w:pPr>
+      <w:r>
+        <w:t xml:space="preserve">Proyecto final: PF-14 pedidos de entrega a domicilio </w:t>
+      </w:r>
+    </w:p>
+    <w:p>
+      <w:pPr>
+        <w:jc w:val="center"/>
+      </w:pPr>
+    </w:p>
+    <w:p>
+      <w:pPr>
+        <w:jc w:val="center"/>
+      </w:pPr>
+    </w:p>
+    <w:p>
+      <w:pPr>
+        <w:jc w:val="center"/>
+      </w:pPr>
+    </w:p>
+    <w:p>
+      <w:pPr>
+        <w:jc w:val="center"/>
+      </w:pPr>
+      <w:r>
+        <w:rPr>
+          <w:noProof/>
+        </w:rPr>
         <w:drawing>
-          <wp:inline distT="0" distB="0" distL="0" distR="0" wp14:anchorId="2849C205" wp14:editId="6301FFD5">
+          <wp:inline distT="0" distB="0" distL="0" distR="0" wp14:anchorId="002B0EF5" wp14:editId="72AC0106">
+            <wp:extent cx="2038985" cy="2051050"/>
+            <wp:effectExtent l="0" t="0" r="0" b="6350"/>
+            <wp:docPr id="4" name="Imagen 4"/>
+            <wp:cNvGraphicFramePr>
+              <a:graphicFrameLocks xmlns:a="http://schemas.openxmlformats.org/drawingml/2006/main" noChangeAspect="1"/>
+            </wp:cNvGraphicFramePr>
+            <a:graphic xmlns:a="http://schemas.openxmlformats.org/drawingml/2006/main">
+              <a:graphicData uri="http://schemas.openxmlformats.org/drawingml/2006/picture">
+                <pic:pic xmlns:pic="http://schemas.openxmlformats.org/drawingml/2006/picture">
+                  <pic:nvPicPr>
+                    <pic:cNvPr id="0" name="Imagen 5"/>
+                    <pic:cNvPicPr>
+                      <a:picLocks noChangeAspect="1" noChangeArrowheads="1"/>
+                    </pic:cNvPicPr>
+                  </pic:nvPicPr>
+                  <pic:blipFill>
+                    <a:blip r:embed="rId4">
+                      <a:extLst>
+                        <a:ext uri="{28A0092B-C50C-407E-A947-70E740481C1C}">
+                          <a14:useLocalDpi xmlns:a14="http://schemas.microsoft.com/office/drawing/2010/main" val="0"/>
+                        </a:ext>
+                      </a:extLst>
+                    </a:blip>
+                    <a:srcRect/>
+                    <a:stretch>
+                      <a:fillRect/>
+                    </a:stretch>
+                  </pic:blipFill>
+                  <pic:spPr bwMode="auto">
+                    <a:xfrm>
+                      <a:off x="0" y="0"/>
+                      <a:ext cx="2038985" cy="2051050"/>
+                    </a:xfrm>
+                    <a:prstGeom prst="rect">
+                      <a:avLst/>
+                    </a:prstGeom>
+                    <a:noFill/>
+                    <a:ln>
+                      <a:noFill/>
+                    </a:ln>
+                  </pic:spPr>
+                </pic:pic>
+              </a:graphicData>
+            </a:graphic>
+          </wp:inline>
+        </w:drawing>
+      </w:r>
+    </w:p>
+    <w:p>
+      <w:pPr>
+        <w:jc w:val="center"/>
+      </w:pPr>
+      <w:r>
+        <w:t>ESTUDIANTE:</w:t>
+      </w:r>
+    </w:p>
+    <w:p>
+      <w:pPr>
+        <w:jc w:val="center"/>
+      </w:pPr>
+      <w:r>
+        <w:t>Mynor Adolfo Girón Muralles</w:t>
+      </w:r>
+    </w:p>
+    <w:p>
+      <w:pPr>
+        <w:jc w:val="center"/>
+      </w:pPr>
+      <w:r>
+        <w:t>CARNET:</w:t>
+      </w:r>
+    </w:p>
+    <w:p>
+      <w:pPr>
+        <w:jc w:val="center"/>
+      </w:pPr>
+      <w:r>
+        <w:t xml:space="preserve">9941-25-8300 </w:t>
+      </w:r>
+    </w:p>
+    <w:p>
+      <w:pPr>
+        <w:jc w:val="center"/>
+      </w:pPr>
+    </w:p>
+    <w:p>
+      <w:pPr>
+        <w:jc w:val="center"/>
+      </w:pPr>
+      <w:r>
+        <w:t>SECCIÓN:C</w:t>
+      </w:r>
+    </w:p>
+    <w:p>
+      <w:pPr>
+        <w:jc w:val="center"/>
+      </w:pPr>
+    </w:p>
+    <w:p>
+      <w:pPr>
+        <w:jc w:val="center"/>
+      </w:pPr>
+    </w:p>
+    <w:p>
+      <w:pPr>
+        <w:jc w:val="center"/>
+      </w:pPr>
+      <w:r>
+        <w:t>Lugar y fecha:</w:t>
+      </w:r>
+    </w:p>
+    <w:p>
+      <w:pPr>
+        <w:jc w:val="center"/>
+      </w:pPr>
+      <w:r>
+        <w:t xml:space="preserve">Guatemala </w:t>
+      </w:r>
+      <w:r>
+        <w:t>20</w:t>
+      </w:r>
+      <w:r>
+        <w:t xml:space="preserve"> de octubre del 2026</w:t>
+      </w:r>
+    </w:p>
+    <w:p/>
+    <w:p>
+      <w:pPr>
+        <w:rPr>
+          <w:b/>
+          <w:bCs/>
+        </w:rPr>
+      </w:pPr>
+      <w:r>
+        <w:rPr>
+          <w:b/>
+          <w:bCs/>
+        </w:rPr>
+        <w:lastRenderedPageBreak/>
+        <w:t>PgAdmin: tabla repartidora</w:t>
+      </w:r>
+    </w:p>
+    <w:p>
+      <w:r>
+        <w:drawing>
+          <wp:inline distT="0" distB="0" distL="0" distR="0" wp14:anchorId="110043BA" wp14:editId="709F0212">
             <wp:extent cx="5612130" cy="2957830"/>
             <wp:effectExtent l="0" t="0" r="7620" b="0"/>
-            <wp:docPr id="1" name="Imagen 1"/>
+            <wp:docPr id="5" name="Imagen 5"/>
             <wp:cNvGraphicFramePr>
               <a:graphicFrameLocks xmlns:a="http://schemas.openxmlformats.org/drawingml/2006/main" noChangeAspect="1"/>
             </wp:cNvGraphicFramePr>
@@ -20,7 +220,7 @@
                     <pic:cNvPicPr/>
                   </pic:nvPicPr>
                   <pic:blipFill>
-                    <a:blip r:embed="rId4"/>
+                    <a:blip r:embed="rId5"/>
                     <a:stretch>
                       <a:fillRect/>
                     </a:stretch>
@@ -41,6 +241,384 @@
         </w:drawing>
       </w:r>
     </w:p>
+    <w:p/>
+    <w:p>
+      <w:pPr>
+        <w:rPr>
+          <w:b/>
+          <w:bCs/>
+        </w:rPr>
+      </w:pPr>
+      <w:r>
+        <w:rPr>
+          <w:b/>
+          <w:bCs/>
+        </w:rPr>
+        <w:t>PgAdmin:</w:t>
+      </w:r>
+      <w:r>
+        <w:rPr>
+          <w:b/>
+          <w:bCs/>
+        </w:rPr>
+        <w:t xml:space="preserve"> </w:t>
+      </w:r>
+      <w:r>
+        <w:rPr>
+          <w:b/>
+          <w:bCs/>
+        </w:rPr>
+        <w:t xml:space="preserve">tabla </w:t>
+      </w:r>
+      <w:r>
+        <w:rPr>
+          <w:b/>
+          <w:bCs/>
+        </w:rPr>
+        <w:t>pedido</w:t>
+      </w:r>
+    </w:p>
+    <w:p>
+      <w:r>
+        <w:drawing>
+          <wp:inline distT="0" distB="0" distL="0" distR="0" wp14:anchorId="4FDAFE3B" wp14:editId="62553984">
+            <wp:extent cx="5612130" cy="2957830"/>
+            <wp:effectExtent l="0" t="0" r="7620" b="0"/>
+            <wp:docPr id="6" name="Imagen 6"/>
+            <wp:cNvGraphicFramePr>
+              <a:graphicFrameLocks xmlns:a="http://schemas.openxmlformats.org/drawingml/2006/main" noChangeAspect="1"/>
+            </wp:cNvGraphicFramePr>
+            <a:graphic xmlns:a="http://schemas.openxmlformats.org/drawingml/2006/main">
+              <a:graphicData uri="http://schemas.openxmlformats.org/drawingml/2006/picture">
+                <pic:pic xmlns:pic="http://schemas.openxmlformats.org/drawingml/2006/picture">
+                  <pic:nvPicPr>
+                    <pic:cNvPr id="1" name=""/>
+                    <pic:cNvPicPr/>
+                  </pic:nvPicPr>
+                  <pic:blipFill>
+                    <a:blip r:embed="rId6"/>
+                    <a:stretch>
+                      <a:fillRect/>
+                    </a:stretch>
+                  </pic:blipFill>
+                  <pic:spPr>
+                    <a:xfrm>
+                      <a:off x="0" y="0"/>
+                      <a:ext cx="5612130" cy="2957830"/>
+                    </a:xfrm>
+                    <a:prstGeom prst="rect">
+                      <a:avLst/>
+                    </a:prstGeom>
+                  </pic:spPr>
+                </pic:pic>
+              </a:graphicData>
+            </a:graphic>
+          </wp:inline>
+        </w:drawing>
+      </w:r>
+    </w:p>
+    <w:p/>
+    <w:p/>
+    <w:p/>
+    <w:p>
+      <w:pPr>
+        <w:rPr>
+          <w:b/>
+          <w:bCs/>
+        </w:rPr>
+      </w:pPr>
+      <w:r>
+        <w:rPr>
+          <w:b/>
+          <w:bCs/>
+        </w:rPr>
+        <w:lastRenderedPageBreak/>
+        <w:t>Consola de Intellij J</w:t>
+      </w:r>
+    </w:p>
+    <w:p>
+      <w:r>
+        <w:drawing>
+          <wp:inline distT="0" distB="0" distL="0" distR="0" wp14:anchorId="7D130AF8" wp14:editId="41FAE37B">
+            <wp:extent cx="2661920" cy="7100047"/>
+            <wp:effectExtent l="0" t="0" r="5080" b="5715"/>
+            <wp:docPr id="7" name="Imagen 7"/>
+            <wp:cNvGraphicFramePr>
+              <a:graphicFrameLocks xmlns:a="http://schemas.openxmlformats.org/drawingml/2006/main" noChangeAspect="1"/>
+            </wp:cNvGraphicFramePr>
+            <a:graphic xmlns:a="http://schemas.openxmlformats.org/drawingml/2006/main">
+              <a:graphicData uri="http://schemas.openxmlformats.org/drawingml/2006/picture">
+                <pic:pic xmlns:pic="http://schemas.openxmlformats.org/drawingml/2006/picture">
+                  <pic:nvPicPr>
+                    <pic:cNvPr id="1" name=""/>
+                    <pic:cNvPicPr/>
+                  </pic:nvPicPr>
+                  <pic:blipFill>
+                    <a:blip r:embed="rId7"/>
+                    <a:stretch>
+                      <a:fillRect/>
+                    </a:stretch>
+                  </pic:blipFill>
+                  <pic:spPr>
+                    <a:xfrm>
+                      <a:off x="0" y="0"/>
+                      <a:ext cx="2692370" cy="7181266"/>
+                    </a:xfrm>
+                    <a:prstGeom prst="rect">
+                      <a:avLst/>
+                    </a:prstGeom>
+                  </pic:spPr>
+                </pic:pic>
+              </a:graphicData>
+            </a:graphic>
+          </wp:inline>
+        </w:drawing>
+      </w:r>
+      <w:r>
+        <w:t xml:space="preserve">       </w:t>
+      </w:r>
+      <w:r>
+        <w:drawing>
+          <wp:inline distT="0" distB="0" distL="0" distR="0" wp14:anchorId="15B0C7FB" wp14:editId="3C60D440">
+            <wp:extent cx="2692400" cy="7045016"/>
+            <wp:effectExtent l="0" t="0" r="0" b="3810"/>
+            <wp:docPr id="8" name="Imagen 8"/>
+            <wp:cNvGraphicFramePr>
+              <a:graphicFrameLocks xmlns:a="http://schemas.openxmlformats.org/drawingml/2006/main" noChangeAspect="1"/>
+            </wp:cNvGraphicFramePr>
+            <a:graphic xmlns:a="http://schemas.openxmlformats.org/drawingml/2006/main">
+              <a:graphicData uri="http://schemas.openxmlformats.org/drawingml/2006/picture">
+                <pic:pic xmlns:pic="http://schemas.openxmlformats.org/drawingml/2006/picture">
+                  <pic:nvPicPr>
+                    <pic:cNvPr id="1" name=""/>
+                    <pic:cNvPicPr/>
+                  </pic:nvPicPr>
+                  <pic:blipFill>
+                    <a:blip r:embed="rId8"/>
+                    <a:stretch>
+                      <a:fillRect/>
+                    </a:stretch>
+                  </pic:blipFill>
+                  <pic:spPr>
+                    <a:xfrm>
+                      <a:off x="0" y="0"/>
+                      <a:ext cx="2716810" cy="7108888"/>
+                    </a:xfrm>
+                    <a:prstGeom prst="rect">
+                      <a:avLst/>
+                    </a:prstGeom>
+                  </pic:spPr>
+                </pic:pic>
+              </a:graphicData>
+            </a:graphic>
+          </wp:inline>
+        </w:drawing>
+      </w:r>
+    </w:p>
+    <w:p/>
+    <w:p/>
+    <w:p>
+      <w:r>
+        <w:lastRenderedPageBreak/>
+        <w:drawing>
+          <wp:inline distT="0" distB="0" distL="0" distR="0" wp14:anchorId="3F194374" wp14:editId="081EC2FE">
+            <wp:extent cx="5611519" cy="2985247"/>
+            <wp:effectExtent l="0" t="0" r="8255" b="5715"/>
+            <wp:docPr id="9" name="Imagen 9"/>
+            <wp:cNvGraphicFramePr>
+              <a:graphicFrameLocks xmlns:a="http://schemas.openxmlformats.org/drawingml/2006/main" noChangeAspect="1"/>
+            </wp:cNvGraphicFramePr>
+            <a:graphic xmlns:a="http://schemas.openxmlformats.org/drawingml/2006/main">
+              <a:graphicData uri="http://schemas.openxmlformats.org/drawingml/2006/picture">
+                <pic:pic xmlns:pic="http://schemas.openxmlformats.org/drawingml/2006/picture">
+                  <pic:nvPicPr>
+                    <pic:cNvPr id="1" name=""/>
+                    <pic:cNvPicPr/>
+                  </pic:nvPicPr>
+                  <pic:blipFill>
+                    <a:blip r:embed="rId9"/>
+                    <a:stretch>
+                      <a:fillRect/>
+                    </a:stretch>
+                  </pic:blipFill>
+                  <pic:spPr>
+                    <a:xfrm>
+                      <a:off x="0" y="0"/>
+                      <a:ext cx="5618433" cy="2988925"/>
+                    </a:xfrm>
+                    <a:prstGeom prst="rect">
+                      <a:avLst/>
+                    </a:prstGeom>
+                  </pic:spPr>
+                </pic:pic>
+              </a:graphicData>
+            </a:graphic>
+          </wp:inline>
+        </w:drawing>
+      </w:r>
+    </w:p>
+    <w:p/>
+    <w:p/>
+    <w:p>
+      <w:r>
+        <w:drawing>
+          <wp:inline distT="0" distB="0" distL="0" distR="0" wp14:anchorId="5D341DAF" wp14:editId="0D66D81A">
+            <wp:extent cx="5612130" cy="3576917"/>
+            <wp:effectExtent l="0" t="0" r="7620" b="5080"/>
+            <wp:docPr id="10" name="Imagen 10"/>
+            <wp:cNvGraphicFramePr>
+              <a:graphicFrameLocks xmlns:a="http://schemas.openxmlformats.org/drawingml/2006/main" noChangeAspect="1"/>
+            </wp:cNvGraphicFramePr>
+            <a:graphic xmlns:a="http://schemas.openxmlformats.org/drawingml/2006/main">
+              <a:graphicData uri="http://schemas.openxmlformats.org/drawingml/2006/picture">
+                <pic:pic xmlns:pic="http://schemas.openxmlformats.org/drawingml/2006/picture">
+                  <pic:nvPicPr>
+                    <pic:cNvPr id="1" name=""/>
+                    <pic:cNvPicPr/>
+                  </pic:nvPicPr>
+                  <pic:blipFill>
+                    <a:blip r:embed="rId10"/>
+                    <a:stretch>
+                      <a:fillRect/>
+                    </a:stretch>
+                  </pic:blipFill>
+                  <pic:spPr>
+                    <a:xfrm>
+                      <a:off x="0" y="0"/>
+                      <a:ext cx="5618854" cy="3581203"/>
+                    </a:xfrm>
+                    <a:prstGeom prst="rect">
+                      <a:avLst/>
+                    </a:prstGeom>
+                  </pic:spPr>
+                </pic:pic>
+              </a:graphicData>
+            </a:graphic>
+          </wp:inline>
+        </w:drawing>
+      </w:r>
+    </w:p>
+    <w:p/>
+    <w:p/>
+    <w:p>
+      <w:pPr>
+        <w:rPr>
+          <w:b/>
+          <w:bCs/>
+        </w:rPr>
+      </w:pPr>
+      <w:r>
+        <w:rPr>
+          <w:b/>
+          <w:bCs/>
+        </w:rPr>
+        <w:lastRenderedPageBreak/>
+        <w:t>Postman post (200 ok)</w:t>
+      </w:r>
+    </w:p>
+    <w:p>
+      <w:r>
+        <w:drawing>
+          <wp:inline distT="0" distB="0" distL="0" distR="0" wp14:anchorId="5951B05A" wp14:editId="2A901F69">
+            <wp:extent cx="5612130" cy="3156585"/>
+            <wp:effectExtent l="0" t="0" r="7620" b="5715"/>
+            <wp:docPr id="11" name="Imagen 11"/>
+            <wp:cNvGraphicFramePr>
+              <a:graphicFrameLocks xmlns:a="http://schemas.openxmlformats.org/drawingml/2006/main" noChangeAspect="1"/>
+            </wp:cNvGraphicFramePr>
+            <a:graphic xmlns:a="http://schemas.openxmlformats.org/drawingml/2006/main">
+              <a:graphicData uri="http://schemas.openxmlformats.org/drawingml/2006/picture">
+                <pic:pic xmlns:pic="http://schemas.openxmlformats.org/drawingml/2006/picture">
+                  <pic:nvPicPr>
+                    <pic:cNvPr id="1" name=""/>
+                    <pic:cNvPicPr/>
+                  </pic:nvPicPr>
+                  <pic:blipFill>
+                    <a:blip r:embed="rId11"/>
+                    <a:stretch>
+                      <a:fillRect/>
+                    </a:stretch>
+                  </pic:blipFill>
+                  <pic:spPr>
+                    <a:xfrm>
+                      <a:off x="0" y="0"/>
+                      <a:ext cx="5612130" cy="3156585"/>
+                    </a:xfrm>
+                    <a:prstGeom prst="rect">
+                      <a:avLst/>
+                    </a:prstGeom>
+                  </pic:spPr>
+                </pic:pic>
+              </a:graphicData>
+            </a:graphic>
+          </wp:inline>
+        </w:drawing>
+      </w:r>
+    </w:p>
+    <w:p>
+      <w:pPr>
+        <w:rPr>
+          <w:b/>
+          <w:bCs/>
+        </w:rPr>
+      </w:pPr>
+    </w:p>
+    <w:p>
+      <w:pPr>
+        <w:rPr>
+          <w:b/>
+          <w:bCs/>
+        </w:rPr>
+      </w:pPr>
+      <w:r>
+        <w:rPr>
+          <w:b/>
+          <w:bCs/>
+        </w:rPr>
+        <w:t>Postman Get (201 created)</w:t>
+      </w:r>
+    </w:p>
+    <w:p>
+      <w:r>
+        <w:drawing>
+          <wp:inline distT="0" distB="0" distL="0" distR="0" wp14:anchorId="55048659" wp14:editId="5BD60E25">
+            <wp:extent cx="5612130" cy="3156585"/>
+            <wp:effectExtent l="0" t="0" r="7620" b="5715"/>
+            <wp:docPr id="12" name="Imagen 12"/>
+            <wp:cNvGraphicFramePr>
+              <a:graphicFrameLocks xmlns:a="http://schemas.openxmlformats.org/drawingml/2006/main" noChangeAspect="1"/>
+            </wp:cNvGraphicFramePr>
+            <a:graphic xmlns:a="http://schemas.openxmlformats.org/drawingml/2006/main">
+              <a:graphicData uri="http://schemas.openxmlformats.org/drawingml/2006/picture">
+                <pic:pic xmlns:pic="http://schemas.openxmlformats.org/drawingml/2006/picture">
+                  <pic:nvPicPr>
+                    <pic:cNvPr id="1" name=""/>
+                    <pic:cNvPicPr/>
+                  </pic:nvPicPr>
+                  <pic:blipFill>
+                    <a:blip r:embed="rId12"/>
+                    <a:stretch>
+                      <a:fillRect/>
+                    </a:stretch>
+                  </pic:blipFill>
+                  <pic:spPr>
+                    <a:xfrm>
+                      <a:off x="0" y="0"/>
+                      <a:ext cx="5612130" cy="3156585"/>
+                    </a:xfrm>
+                    <a:prstGeom prst="rect">
+                      <a:avLst/>
+                    </a:prstGeom>
+                  </pic:spPr>
+                </pic:pic>
+              </a:graphicData>
+            </a:graphic>
+          </wp:inline>
+        </w:drawing>
+      </w:r>
+    </w:p>
+    <w:p/>
+    <w:p/>
     <w:sectPr>
       <w:pgSz w:w="12240" w:h="15840"/>
       <w:pgMar w:top="1417" w:right="1701" w:bottom="1417" w:left="1701" w:header="708" w:footer="708" w:gutter="0"/>

--- a/proyecto final progra/pedidos-domicilio/evidencia de proyecto.docx
+++ b/proyecto final progra/pedidos-domicilio/evidencia de proyecto.docx
@@ -176,10 +176,10 @@
         <w:jc w:val="center"/>
       </w:pPr>
       <w:r>
-        <w:t xml:space="preserve">Guatemala </w:t>
-      </w:r>
-      <w:r>
-        <w:t>20</w:t>
+        <w:t>Guatemala 2</w:t>
+      </w:r>
+      <w:r>
+        <w:t>1</w:t>
       </w:r>
       <w:r>
         <w:t xml:space="preserve"> de octubre del 2026</w:t>
@@ -199,16 +199,23 @@
           <w:bCs/>
         </w:rPr>
         <w:lastRenderedPageBreak/>
-        <w:t>PgAdmin: tabla repartidora</w:t>
+        <w:t xml:space="preserve">PgAdmin: tabla </w:t>
+      </w:r>
+      <w:r>
+        <w:rPr>
+          <w:b/>
+          <w:bCs/>
+        </w:rPr>
+        <w:t>zona de entrega</w:t>
       </w:r>
     </w:p>
     <w:p>
       <w:r>
         <w:drawing>
-          <wp:inline distT="0" distB="0" distL="0" distR="0" wp14:anchorId="110043BA" wp14:editId="709F0212">
+          <wp:inline distT="0" distB="0" distL="0" distR="0" wp14:anchorId="5A0D78BB" wp14:editId="48594F72">
             <wp:extent cx="5612130" cy="2957830"/>
             <wp:effectExtent l="0" t="0" r="7620" b="0"/>
-            <wp:docPr id="5" name="Imagen 5"/>
+            <wp:docPr id="1" name="Imagen 1"/>
             <wp:cNvGraphicFramePr>
               <a:graphicFrameLocks xmlns:a="http://schemas.openxmlformats.org/drawingml/2006/main" noChangeAspect="1"/>
             </wp:cNvGraphicFramePr>
@@ -254,37 +261,16 @@
           <w:b/>
           <w:bCs/>
         </w:rPr>
-        <w:t>PgAdmin:</w:t>
-      </w:r>
-      <w:r>
-        <w:rPr>
-          <w:b/>
-          <w:bCs/>
-        </w:rPr>
-        <w:t xml:space="preserve"> </w:t>
-      </w:r>
-      <w:r>
-        <w:rPr>
-          <w:b/>
-          <w:bCs/>
-        </w:rPr>
-        <w:t xml:space="preserve">tabla </w:t>
-      </w:r>
-      <w:r>
-        <w:rPr>
-          <w:b/>
-          <w:bCs/>
-        </w:rPr>
-        <w:t>pedido</w:t>
+        <w:t>PgAdmin: tabla pedido</w:t>
       </w:r>
     </w:p>
     <w:p>
       <w:r>
         <w:drawing>
-          <wp:inline distT="0" distB="0" distL="0" distR="0" wp14:anchorId="4FDAFE3B" wp14:editId="62553984">
+          <wp:inline distT="0" distB="0" distL="0" distR="0" wp14:anchorId="0A4666CC" wp14:editId="459DA9DD">
             <wp:extent cx="5612130" cy="2957830"/>
             <wp:effectExtent l="0" t="0" r="7620" b="0"/>
-            <wp:docPr id="6" name="Imagen 6"/>
+            <wp:docPr id="2" name="Imagen 2"/>
             <wp:cNvGraphicFramePr>
               <a:graphicFrameLocks xmlns:a="http://schemas.openxmlformats.org/drawingml/2006/main" noChangeAspect="1"/>
             </wp:cNvGraphicFramePr>
@@ -338,11 +324,14 @@
     </w:p>
     <w:p>
       <w:r>
+        <w:t xml:space="preserve">       </w:t>
+      </w:r>
+      <w:r>
         <w:drawing>
-          <wp:inline distT="0" distB="0" distL="0" distR="0" wp14:anchorId="7D130AF8" wp14:editId="41FAE37B">
-            <wp:extent cx="2661920" cy="7100047"/>
-            <wp:effectExtent l="0" t="0" r="5080" b="5715"/>
-            <wp:docPr id="7" name="Imagen 7"/>
+          <wp:inline distT="0" distB="0" distL="0" distR="0" wp14:anchorId="5F6186BB" wp14:editId="541376C1">
+            <wp:extent cx="2376805" cy="3623094"/>
+            <wp:effectExtent l="0" t="0" r="4445" b="0"/>
+            <wp:docPr id="3" name="Imagen 3"/>
             <wp:cNvGraphicFramePr>
               <a:graphicFrameLocks xmlns:a="http://schemas.openxmlformats.org/drawingml/2006/main" noChangeAspect="1"/>
             </wp:cNvGraphicFramePr>
@@ -362,7 +351,7 @@
                   <pic:spPr>
                     <a:xfrm>
                       <a:off x="0" y="0"/>
-                      <a:ext cx="2692370" cy="7181266"/>
+                      <a:ext cx="2400010" cy="3658466"/>
                     </a:xfrm>
                     <a:prstGeom prst="rect">
                       <a:avLst/>
@@ -375,14 +364,14 @@
         </w:drawing>
       </w:r>
       <w:r>
-        <w:t xml:space="preserve">       </w:t>
+        <w:t xml:space="preserve">      </w:t>
       </w:r>
       <w:r>
         <w:drawing>
-          <wp:inline distT="0" distB="0" distL="0" distR="0" wp14:anchorId="15B0C7FB" wp14:editId="3C60D440">
-            <wp:extent cx="2692400" cy="7045016"/>
-            <wp:effectExtent l="0" t="0" r="0" b="3810"/>
-            <wp:docPr id="8" name="Imagen 8"/>
+          <wp:inline distT="0" distB="0" distL="0" distR="0" wp14:anchorId="65BA5A01" wp14:editId="6B910045">
+            <wp:extent cx="2670150" cy="3588589"/>
+            <wp:effectExtent l="0" t="0" r="0" b="0"/>
+            <wp:docPr id="13" name="Imagen 13"/>
             <wp:cNvGraphicFramePr>
               <a:graphicFrameLocks xmlns:a="http://schemas.openxmlformats.org/drawingml/2006/main" noChangeAspect="1"/>
             </wp:cNvGraphicFramePr>
@@ -402,7 +391,7 @@
                   <pic:spPr>
                     <a:xfrm>
                       <a:off x="0" y="0"/>
-                      <a:ext cx="2716810" cy="7108888"/>
+                      <a:ext cx="2684156" cy="3607413"/>
                     </a:xfrm>
                     <a:prstGeom prst="rect">
                       <a:avLst/>
@@ -416,15 +405,13 @@
       </w:r>
     </w:p>
     <w:p/>
-    <w:p/>
-    <w:p>
-      <w:r>
-        <w:lastRenderedPageBreak/>
+    <w:p>
+      <w:r>
         <w:drawing>
-          <wp:inline distT="0" distB="0" distL="0" distR="0" wp14:anchorId="3F194374" wp14:editId="081EC2FE">
-            <wp:extent cx="5611519" cy="2985247"/>
-            <wp:effectExtent l="0" t="0" r="8255" b="5715"/>
-            <wp:docPr id="9" name="Imagen 9"/>
+          <wp:inline distT="0" distB="0" distL="0" distR="0" wp14:anchorId="7F6961D5" wp14:editId="49A326EE">
+            <wp:extent cx="5605435" cy="3433313"/>
+            <wp:effectExtent l="0" t="0" r="0" b="0"/>
+            <wp:docPr id="14" name="Imagen 14"/>
             <wp:cNvGraphicFramePr>
               <a:graphicFrameLocks xmlns:a="http://schemas.openxmlformats.org/drawingml/2006/main" noChangeAspect="1"/>
             </wp:cNvGraphicFramePr>
@@ -444,7 +431,7 @@
                   <pic:spPr>
                     <a:xfrm>
                       <a:off x="0" y="0"/>
-                      <a:ext cx="5618433" cy="2988925"/>
+                      <a:ext cx="5697328" cy="3489597"/>
                     </a:xfrm>
                     <a:prstGeom prst="rect">
                       <a:avLst/>
@@ -458,14 +445,19 @@
       </w:r>
     </w:p>
     <w:p/>
-    <w:p/>
+    <w:p>
+      <w:r>
+        <w:lastRenderedPageBreak/>
+        <w:t xml:space="preserve">Get general </w:t>
+      </w:r>
+    </w:p>
     <w:p>
       <w:r>
         <w:drawing>
-          <wp:inline distT="0" distB="0" distL="0" distR="0" wp14:anchorId="5D341DAF" wp14:editId="0D66D81A">
-            <wp:extent cx="5612130" cy="3576917"/>
-            <wp:effectExtent l="0" t="0" r="7620" b="5080"/>
-            <wp:docPr id="10" name="Imagen 10"/>
+          <wp:inline distT="0" distB="0" distL="0" distR="0" wp14:anchorId="278E00E3" wp14:editId="0DC4CEDF">
+            <wp:extent cx="5611709" cy="2023672"/>
+            <wp:effectExtent l="0" t="0" r="0" b="0"/>
+            <wp:docPr id="8" name="Imagen 8"/>
             <wp:cNvGraphicFramePr>
               <a:graphicFrameLocks xmlns:a="http://schemas.openxmlformats.org/drawingml/2006/main" noChangeAspect="1"/>
             </wp:cNvGraphicFramePr>
@@ -485,7 +477,7 @@
                   <pic:spPr>
                     <a:xfrm>
                       <a:off x="0" y="0"/>
-                      <a:ext cx="5618854" cy="3581203"/>
+                      <a:ext cx="5627264" cy="2029282"/>
                     </a:xfrm>
                     <a:prstGeom prst="rect">
                       <a:avLst/>
@@ -497,32 +489,15 @@
           </wp:inline>
         </w:drawing>
       </w:r>
-    </w:p>
-    <w:p/>
-    <w:p/>
-    <w:p>
-      <w:pPr>
-        <w:rPr>
-          <w:b/>
-          <w:bCs/>
-        </w:rPr>
-      </w:pPr>
-      <w:r>
-        <w:rPr>
-          <w:b/>
-          <w:bCs/>
-        </w:rPr>
-        <w:lastRenderedPageBreak/>
-        <w:t>Postman post (200 ok)</w:t>
-      </w:r>
-    </w:p>
-    <w:p>
+      <w:r>
+        <w:t xml:space="preserve"> </w:t>
+      </w:r>
       <w:r>
         <w:drawing>
-          <wp:inline distT="0" distB="0" distL="0" distR="0" wp14:anchorId="5951B05A" wp14:editId="2A901F69">
-            <wp:extent cx="5612130" cy="3156585"/>
-            <wp:effectExtent l="0" t="0" r="7620" b="5715"/>
-            <wp:docPr id="11" name="Imagen 11"/>
+          <wp:inline distT="0" distB="0" distL="0" distR="0" wp14:anchorId="7A1355A4" wp14:editId="52C97920">
+            <wp:extent cx="5611253" cy="2451881"/>
+            <wp:effectExtent l="0" t="0" r="8890" b="5715"/>
+            <wp:docPr id="9" name="Imagen 9"/>
             <wp:cNvGraphicFramePr>
               <a:graphicFrameLocks xmlns:a="http://schemas.openxmlformats.org/drawingml/2006/main" noChangeAspect="1"/>
             </wp:cNvGraphicFramePr>
@@ -542,7 +517,7 @@
                   <pic:spPr>
                     <a:xfrm>
                       <a:off x="0" y="0"/>
-                      <a:ext cx="5612130" cy="3156585"/>
+                      <a:ext cx="5629061" cy="2459662"/>
                     </a:xfrm>
                     <a:prstGeom prst="rect">
                       <a:avLst/>
@@ -554,37 +529,12 @@
           </wp:inline>
         </w:drawing>
       </w:r>
-    </w:p>
-    <w:p>
-      <w:pPr>
-        <w:rPr>
-          <w:b/>
-          <w:bCs/>
-        </w:rPr>
-      </w:pPr>
-    </w:p>
-    <w:p>
-      <w:pPr>
-        <w:rPr>
-          <w:b/>
-          <w:bCs/>
-        </w:rPr>
-      </w:pPr>
-      <w:r>
-        <w:rPr>
-          <w:b/>
-          <w:bCs/>
-        </w:rPr>
-        <w:t>Postman Get (201 created)</w:t>
-      </w:r>
-    </w:p>
-    <w:p>
       <w:r>
         <w:drawing>
-          <wp:inline distT="0" distB="0" distL="0" distR="0" wp14:anchorId="55048659" wp14:editId="5BD60E25">
-            <wp:extent cx="5612130" cy="3156585"/>
-            <wp:effectExtent l="0" t="0" r="7620" b="5715"/>
-            <wp:docPr id="12" name="Imagen 12"/>
+          <wp:inline distT="0" distB="0" distL="0" distR="0" wp14:anchorId="67E2C637" wp14:editId="01DB158F">
+            <wp:extent cx="5611980" cy="2721167"/>
+            <wp:effectExtent l="0" t="0" r="8255" b="3175"/>
+            <wp:docPr id="10" name="Imagen 10"/>
             <wp:cNvGraphicFramePr>
               <a:graphicFrameLocks xmlns:a="http://schemas.openxmlformats.org/drawingml/2006/main" noChangeAspect="1"/>
             </wp:cNvGraphicFramePr>
@@ -604,7 +554,7 @@
                   <pic:spPr>
                     <a:xfrm>
                       <a:off x="0" y="0"/>
-                      <a:ext cx="5612130" cy="3156585"/>
+                      <a:ext cx="5625834" cy="2727885"/>
                     </a:xfrm>
                     <a:prstGeom prst="rect">
                       <a:avLst/>
@@ -619,6 +569,264 @@
     </w:p>
     <w:p/>
     <w:p/>
+    <w:p>
+      <w:pPr>
+        <w:rPr>
+          <w:b/>
+          <w:bCs/>
+        </w:rPr>
+      </w:pPr>
+      <w:r>
+        <w:rPr>
+          <w:b/>
+          <w:bCs/>
+        </w:rPr>
+        <w:lastRenderedPageBreak/>
+        <w:t>Get por zona</w:t>
+      </w:r>
+    </w:p>
+    <w:p>
+      <w:r>
+        <w:drawing>
+          <wp:inline distT="0" distB="0" distL="0" distR="0" wp14:anchorId="32349374" wp14:editId="6EAFB655">
+            <wp:extent cx="5612130" cy="3480435"/>
+            <wp:effectExtent l="0" t="0" r="7620" b="5715"/>
+            <wp:docPr id="11" name="Imagen 11"/>
+            <wp:cNvGraphicFramePr>
+              <a:graphicFrameLocks xmlns:a="http://schemas.openxmlformats.org/drawingml/2006/main" noChangeAspect="1"/>
+            </wp:cNvGraphicFramePr>
+            <a:graphic xmlns:a="http://schemas.openxmlformats.org/drawingml/2006/main">
+              <a:graphicData uri="http://schemas.openxmlformats.org/drawingml/2006/picture">
+                <pic:pic xmlns:pic="http://schemas.openxmlformats.org/drawingml/2006/picture">
+                  <pic:nvPicPr>
+                    <pic:cNvPr id="1" name=""/>
+                    <pic:cNvPicPr/>
+                  </pic:nvPicPr>
+                  <pic:blipFill>
+                    <a:blip r:embed="rId13"/>
+                    <a:stretch>
+                      <a:fillRect/>
+                    </a:stretch>
+                  </pic:blipFill>
+                  <pic:spPr>
+                    <a:xfrm>
+                      <a:off x="0" y="0"/>
+                      <a:ext cx="5612130" cy="3480435"/>
+                    </a:xfrm>
+                    <a:prstGeom prst="rect">
+                      <a:avLst/>
+                    </a:prstGeom>
+                  </pic:spPr>
+                </pic:pic>
+              </a:graphicData>
+            </a:graphic>
+          </wp:inline>
+        </w:drawing>
+      </w:r>
+    </w:p>
+    <w:p>
+      <w:pPr>
+        <w:rPr>
+          <w:b/>
+          <w:bCs/>
+        </w:rPr>
+      </w:pPr>
+      <w:r>
+        <w:rPr>
+          <w:b/>
+          <w:bCs/>
+        </w:rPr>
+        <w:t>Get pendientes</w:t>
+      </w:r>
+    </w:p>
+    <w:p>
+      <w:r>
+        <w:drawing>
+          <wp:inline distT="0" distB="0" distL="0" distR="0" wp14:anchorId="51EDFBEC" wp14:editId="5CA7E672">
+            <wp:extent cx="5612130" cy="2886075"/>
+            <wp:effectExtent l="0" t="0" r="7620" b="9525"/>
+            <wp:docPr id="12" name="Imagen 12"/>
+            <wp:cNvGraphicFramePr>
+              <a:graphicFrameLocks xmlns:a="http://schemas.openxmlformats.org/drawingml/2006/main" noChangeAspect="1"/>
+            </wp:cNvGraphicFramePr>
+            <a:graphic xmlns:a="http://schemas.openxmlformats.org/drawingml/2006/main">
+              <a:graphicData uri="http://schemas.openxmlformats.org/drawingml/2006/picture">
+                <pic:pic xmlns:pic="http://schemas.openxmlformats.org/drawingml/2006/picture">
+                  <pic:nvPicPr>
+                    <pic:cNvPr id="1" name=""/>
+                    <pic:cNvPicPr/>
+                  </pic:nvPicPr>
+                  <pic:blipFill>
+                    <a:blip r:embed="rId14"/>
+                    <a:stretch>
+                      <a:fillRect/>
+                    </a:stretch>
+                  </pic:blipFill>
+                  <pic:spPr>
+                    <a:xfrm>
+                      <a:off x="0" y="0"/>
+                      <a:ext cx="5612130" cy="2886075"/>
+                    </a:xfrm>
+                    <a:prstGeom prst="rect">
+                      <a:avLst/>
+                    </a:prstGeom>
+                  </pic:spPr>
+                </pic:pic>
+              </a:graphicData>
+            </a:graphic>
+          </wp:inline>
+        </w:drawing>
+      </w:r>
+    </w:p>
+    <w:p>
+      <w:r>
+        <w:lastRenderedPageBreak/>
+        <w:drawing>
+          <wp:inline distT="0" distB="0" distL="0" distR="0" wp14:anchorId="6FD90145" wp14:editId="26A8D201">
+            <wp:extent cx="5612130" cy="2395855"/>
+            <wp:effectExtent l="0" t="0" r="7620" b="4445"/>
+            <wp:docPr id="15" name="Imagen 15"/>
+            <wp:cNvGraphicFramePr>
+              <a:graphicFrameLocks xmlns:a="http://schemas.openxmlformats.org/drawingml/2006/main" noChangeAspect="1"/>
+            </wp:cNvGraphicFramePr>
+            <a:graphic xmlns:a="http://schemas.openxmlformats.org/drawingml/2006/main">
+              <a:graphicData uri="http://schemas.openxmlformats.org/drawingml/2006/picture">
+                <pic:pic xmlns:pic="http://schemas.openxmlformats.org/drawingml/2006/picture">
+                  <pic:nvPicPr>
+                    <pic:cNvPr id="1" name=""/>
+                    <pic:cNvPicPr/>
+                  </pic:nvPicPr>
+                  <pic:blipFill>
+                    <a:blip r:embed="rId15"/>
+                    <a:stretch>
+                      <a:fillRect/>
+                    </a:stretch>
+                  </pic:blipFill>
+                  <pic:spPr>
+                    <a:xfrm>
+                      <a:off x="0" y="0"/>
+                      <a:ext cx="5612130" cy="2395855"/>
+                    </a:xfrm>
+                    <a:prstGeom prst="rect">
+                      <a:avLst/>
+                    </a:prstGeom>
+                  </pic:spPr>
+                </pic:pic>
+              </a:graphicData>
+            </a:graphic>
+          </wp:inline>
+        </w:drawing>
+      </w:r>
+    </w:p>
+    <w:p/>
+    <w:p>
+      <w:pPr>
+        <w:rPr>
+          <w:b/>
+          <w:bCs/>
+        </w:rPr>
+      </w:pPr>
+      <w:r>
+        <w:rPr>
+          <w:b/>
+          <w:bCs/>
+        </w:rPr>
+        <w:t>Get facturado</w:t>
+      </w:r>
+    </w:p>
+    <w:p>
+      <w:r>
+        <w:drawing>
+          <wp:inline distT="0" distB="0" distL="0" distR="0" wp14:anchorId="0846C8D5" wp14:editId="5DAEB91F">
+            <wp:extent cx="5612130" cy="2270125"/>
+            <wp:effectExtent l="0" t="0" r="7620" b="0"/>
+            <wp:docPr id="16" name="Imagen 16"/>
+            <wp:cNvGraphicFramePr>
+              <a:graphicFrameLocks xmlns:a="http://schemas.openxmlformats.org/drawingml/2006/main" noChangeAspect="1"/>
+            </wp:cNvGraphicFramePr>
+            <a:graphic xmlns:a="http://schemas.openxmlformats.org/drawingml/2006/main">
+              <a:graphicData uri="http://schemas.openxmlformats.org/drawingml/2006/picture">
+                <pic:pic xmlns:pic="http://schemas.openxmlformats.org/drawingml/2006/picture">
+                  <pic:nvPicPr>
+                    <pic:cNvPr id="1" name=""/>
+                    <pic:cNvPicPr/>
+                  </pic:nvPicPr>
+                  <pic:blipFill>
+                    <a:blip r:embed="rId16"/>
+                    <a:stretch>
+                      <a:fillRect/>
+                    </a:stretch>
+                  </pic:blipFill>
+                  <pic:spPr>
+                    <a:xfrm>
+                      <a:off x="0" y="0"/>
+                      <a:ext cx="5612130" cy="2270125"/>
+                    </a:xfrm>
+                    <a:prstGeom prst="rect">
+                      <a:avLst/>
+                    </a:prstGeom>
+                  </pic:spPr>
+                </pic:pic>
+              </a:graphicData>
+            </a:graphic>
+          </wp:inline>
+        </w:drawing>
+      </w:r>
+    </w:p>
+    <w:p>
+      <w:pPr>
+        <w:rPr>
+          <w:b/>
+          <w:bCs/>
+        </w:rPr>
+      </w:pPr>
+      <w:r>
+        <w:rPr>
+          <w:b/>
+          <w:bCs/>
+        </w:rPr>
+        <w:t>Post</w:t>
+      </w:r>
+    </w:p>
+    <w:p>
+      <w:r>
+        <w:drawing>
+          <wp:inline distT="0" distB="0" distL="0" distR="0" wp14:anchorId="5498EDF2" wp14:editId="09ED31D0">
+            <wp:extent cx="5610860" cy="2090993"/>
+            <wp:effectExtent l="0" t="0" r="0" b="5080"/>
+            <wp:docPr id="17" name="Imagen 17"/>
+            <wp:cNvGraphicFramePr>
+              <a:graphicFrameLocks xmlns:a="http://schemas.openxmlformats.org/drawingml/2006/main" noChangeAspect="1"/>
+            </wp:cNvGraphicFramePr>
+            <a:graphic xmlns:a="http://schemas.openxmlformats.org/drawingml/2006/main">
+              <a:graphicData uri="http://schemas.openxmlformats.org/drawingml/2006/picture">
+                <pic:pic xmlns:pic="http://schemas.openxmlformats.org/drawingml/2006/picture">
+                  <pic:nvPicPr>
+                    <pic:cNvPr id="1" name=""/>
+                    <pic:cNvPicPr/>
+                  </pic:nvPicPr>
+                  <pic:blipFill>
+                    <a:blip r:embed="rId17"/>
+                    <a:stretch>
+                      <a:fillRect/>
+                    </a:stretch>
+                  </pic:blipFill>
+                  <pic:spPr>
+                    <a:xfrm>
+                      <a:off x="0" y="0"/>
+                      <a:ext cx="5626175" cy="2096701"/>
+                    </a:xfrm>
+                    <a:prstGeom prst="rect">
+                      <a:avLst/>
+                    </a:prstGeom>
+                  </pic:spPr>
+                </pic:pic>
+              </a:graphicData>
+            </a:graphic>
+          </wp:inline>
+        </w:drawing>
+      </w:r>
+    </w:p>
     <w:sectPr>
       <w:pgSz w:w="12240" w:h="15840"/>
       <w:pgMar w:top="1417" w:right="1701" w:bottom="1417" w:left="1701" w:header="708" w:footer="708" w:gutter="0"/>
